--- a/Lost_City.docx
+++ b/Lost_City.docx
@@ -9697,8 +9697,11 @@
       </w:pPr>
       <w:r>
         <w:rPr>
-          <w:rtl w:val="0"/>
-        </w:rPr>
+          <w:sz w:val="24"/>
+          <w:szCs w:val="24"/>
+          <w:rtl w:val="0"/>
+        </w:rPr>
+        <w:t xml:space="preserve">Araxis medina</w:t>
       </w:r>
     </w:p>
     <w:tbl>

--- a/Lost_City.docx
+++ b/Lost_City.docx
@@ -9668,16 +9668,8 @@
     </w:p>
     <w:p>
       <w:pPr>
-        <w:rPr/>
-      </w:pPr>
-      <w:r>
-        <w:rPr>
-          <w:rtl w:val="0"/>
-        </w:rPr>
-      </w:r>
-    </w:p>
-    <w:p>
-      <w:pPr>
+        <w:spacing w:line="360" w:lineRule="auto"/>
+        <w:jc w:val="both"/>
         <w:rPr/>
       </w:pPr>
       <w:r>
@@ -9787,19 +9779,19 @@
               <w:rPr>
                 <w:b w:val="1"/>
                 <w:bCs w:val="1"/>
-                <w:sz w:val="28"/>
-                <w:szCs w:val="28"/>
-              </w:rPr>
-            </w:pPr>
-            <w:r>
-              <w:rPr>
-                <w:b w:val="1"/>
-                <w:bCs w:val="1"/>
-                <w:sz w:val="28"/>
-                <w:szCs w:val="28"/>
-                <w:rtl w:val="0"/>
-              </w:rPr>
-              <w:t xml:space="preserve">Caso de uso expandido - Lost City</w:t>
+                <w:sz w:val="30"/>
+                <w:szCs w:val="30"/>
+              </w:rPr>
+            </w:pPr>
+            <w:r>
+              <w:rPr>
+                <w:b w:val="1"/>
+                <w:bCs w:val="1"/>
+                <w:sz w:val="30"/>
+                <w:szCs w:val="30"/>
+                <w:rtl w:val="0"/>
+              </w:rPr>
+              <w:t xml:space="preserve">Coletar Recursos e gerenciar Inventário </w:t>
             </w:r>
           </w:p>
         </w:tc>
@@ -10652,7 +10644,1511 @@
                 <w:shd w:fill="fcfcfc" w:val="clear"/>
                 <w:rtl w:val="0"/>
               </w:rPr>
-              <w:t xml:space="preserve">O sistema calcula e normaliza o vetor de movimento para manter a velocidade consistente.</w:t>
+              <w:t xml:space="preserve">O sistema informa ao jogador que não é possível coletar o recurso.</w:t>
+            </w:r>
+            <w:r>
+              <w:rPr>
+                <w:rtl w:val="0"/>
+              </w:rPr>
+            </w:r>
+          </w:p>
+        </w:tc>
+      </w:tr>
+      <w:tr>
+        <w:trPr>
+          <w:cantSplit w:val="0"/>
+          <w:tblHeader w:val="0"/>
+        </w:trPr>
+        <w:tc>
+          <w:tcPr>
+            <w:shd w:fill="999999" w:val="clear"/>
+            <w:tcMar>
+              <w:top w:w="100.0" w:type="dxa"/>
+              <w:left w:w="100.0" w:type="dxa"/>
+              <w:bottom w:w="100.0" w:type="dxa"/>
+              <w:right w:w="100.0" w:type="dxa"/>
+            </w:tcMar>
+            <w:vAlign w:val="top"/>
+          </w:tcPr>
+          <w:p>
+            <w:pPr>
+              <w:widowControl w:val="0"/>
+              <w:spacing w:line="240" w:lineRule="auto"/>
+              <w:rPr>
+                <w:b w:val="1"/>
+                <w:bCs w:val="1"/>
+                <w:sz w:val="24"/>
+                <w:szCs w:val="24"/>
+              </w:rPr>
+            </w:pPr>
+            <w:r>
+              <w:rPr>
+                <w:b w:val="1"/>
+                <w:bCs w:val="1"/>
+                <w:sz w:val="24"/>
+                <w:szCs w:val="24"/>
+                <w:rtl w:val="0"/>
+              </w:rPr>
+              <w:t xml:space="preserve">Fluxos de Exceção: </w:t>
+            </w:r>
+          </w:p>
+        </w:tc>
+        <w:tc>
+          <w:tcPr>
+            <w:shd w:fill="auto" w:val="clear"/>
+            <w:tcMar>
+              <w:top w:w="100.0" w:type="dxa"/>
+              <w:left w:w="100.0" w:type="dxa"/>
+              <w:bottom w:w="100.0" w:type="dxa"/>
+              <w:right w:w="100.0" w:type="dxa"/>
+            </w:tcMar>
+            <w:vAlign w:val="top"/>
+          </w:tcPr>
+          <w:p>
+            <w:pPr>
+              <w:widowControl w:val="0"/>
+              <w:spacing w:line="240" w:lineRule="auto"/>
+              <w:rPr>
+                <w:b w:val="1"/>
+                <w:bCs w:val="1"/>
+                <w:sz w:val="28"/>
+                <w:szCs w:val="28"/>
+              </w:rPr>
+            </w:pPr>
+            <w:r>
+              <w:rPr>
+                <w:b w:val="1"/>
+                <w:bCs w:val="1"/>
+                <w:sz w:val="24"/>
+                <w:szCs w:val="24"/>
+                <w:rtl w:val="0"/>
+              </w:rPr>
+              <w:t xml:space="preserve">FE02 - </w:t>
+            </w:r>
+            <w:r>
+              <w:rPr>
+                <w:b w:val="1"/>
+                <w:bCs w:val="1"/>
+                <w:color w:val="0d0d0d"/>
+                <w:sz w:val="23"/>
+                <w:szCs w:val="23"/>
+                <w:shd w:fill="fcfcfc" w:val="clear"/>
+                <w:rtl w:val="0"/>
+              </w:rPr>
+              <w:t xml:space="preserve">Organização do inventário:</w:t>
+            </w:r>
+            <w:r>
+              <w:rPr>
+                <w:rtl w:val="0"/>
+              </w:rPr>
+            </w:r>
+          </w:p>
+          <w:p>
+            <w:pPr>
+              <w:widowControl w:val="0"/>
+              <w:spacing w:line="240" w:lineRule="auto"/>
+              <w:rPr>
+                <w:b w:val="1"/>
+                <w:bCs w:val="1"/>
+                <w:color w:val="0d0d0d"/>
+                <w:sz w:val="25"/>
+                <w:szCs w:val="25"/>
+                <w:shd w:fill="fcfcfc" w:val="clear"/>
+              </w:rPr>
+            </w:pPr>
+            <w:r>
+              <w:rPr>
+                <w:rtl w:val="0"/>
+              </w:rPr>
+            </w:r>
+          </w:p>
+          <w:p>
+            <w:pPr>
+              <w:widowControl w:val="0"/>
+              <w:spacing w:line="240" w:lineRule="auto"/>
+              <w:rPr>
+                <w:b w:val="1"/>
+                <w:bCs w:val="1"/>
+                <w:color w:val="0d0d0d"/>
+                <w:sz w:val="23"/>
+                <w:szCs w:val="23"/>
+                <w:shd w:fill="fcfcfc" w:val="clear"/>
+              </w:rPr>
+            </w:pPr>
+            <w:r>
+              <w:rPr>
+                <w:rtl w:val="0"/>
+              </w:rPr>
+            </w:r>
+          </w:p>
+          <w:p>
+            <w:pPr>
+              <w:widowControl w:val="0"/>
+              <w:spacing w:line="240" w:lineRule="auto"/>
+              <w:rPr>
+                <w:sz w:val="24"/>
+                <w:szCs w:val="24"/>
+              </w:rPr>
+            </w:pPr>
+            <w:r>
+              <w:rPr>
+                <w:rtl w:val="0"/>
+              </w:rPr>
+            </w:r>
+          </w:p>
+          <w:p>
+            <w:pPr>
+              <w:widowControl w:val="0"/>
+              <w:numPr>
+                <w:ilvl w:val="0"/>
+                <w:numId w:val="3"/>
+              </w:numPr>
+              <w:spacing w:line="240" w:lineRule="auto"/>
+              <w:ind w:left="720" w:hanging="360"/>
+              <w:rPr>
+                <w:sz w:val="24"/>
+                <w:szCs w:val="24"/>
+              </w:rPr>
+            </w:pPr>
+            <w:r>
+              <w:rPr>
+                <w:b w:val="1"/>
+                <w:bCs w:val="1"/>
+                <w:sz w:val="24"/>
+                <w:szCs w:val="24"/>
+                <w:rtl w:val="0"/>
+              </w:rPr>
+              <w:t xml:space="preserve">2a.</w:t>
+            </w:r>
+            <w:r>
+              <w:rPr>
+                <w:sz w:val="28"/>
+                <w:szCs w:val="28"/>
+                <w:rtl w:val="0"/>
+              </w:rPr>
+              <w:t xml:space="preserve"> </w:t>
+            </w:r>
+            <w:r>
+              <w:rPr>
+                <w:color w:val="0d0d0d"/>
+                <w:sz w:val="25"/>
+                <w:szCs w:val="25"/>
+                <w:shd w:fill="fcfcfc" w:val="clear"/>
+                <w:rtl w:val="0"/>
+              </w:rPr>
+              <w:t xml:space="preserve">Somente recursos disponíveis no cenário podem ser coletados.</w:t>
+            </w:r>
+            <w:r>
+              <w:rPr>
+                <w:rtl w:val="0"/>
+              </w:rPr>
+            </w:r>
+          </w:p>
+          <w:p>
+            <w:pPr>
+              <w:widowControl w:val="0"/>
+              <w:spacing w:line="240" w:lineRule="auto"/>
+              <w:ind w:left="720" w:firstLine="0"/>
+              <w:rPr>
+                <w:sz w:val="24"/>
+                <w:szCs w:val="24"/>
+              </w:rPr>
+            </w:pPr>
+            <w:r>
+              <w:rPr>
+                <w:rtl w:val="0"/>
+              </w:rPr>
+            </w:r>
+          </w:p>
+          <w:p>
+            <w:pPr>
+              <w:widowControl w:val="0"/>
+              <w:numPr>
+                <w:ilvl w:val="0"/>
+                <w:numId w:val="3"/>
+              </w:numPr>
+              <w:spacing w:line="240" w:lineRule="auto"/>
+              <w:ind w:left="720" w:hanging="360"/>
+              <w:rPr>
+                <w:sz w:val="24"/>
+                <w:szCs w:val="24"/>
+              </w:rPr>
+            </w:pPr>
+            <w:r>
+              <w:rPr>
+                <w:b w:val="1"/>
+                <w:bCs w:val="1"/>
+                <w:sz w:val="24"/>
+                <w:szCs w:val="24"/>
+                <w:rtl w:val="0"/>
+              </w:rPr>
+              <w:t xml:space="preserve">2b.</w:t>
+            </w:r>
+            <w:r>
+              <w:rPr>
+                <w:sz w:val="24"/>
+                <w:szCs w:val="24"/>
+                <w:rtl w:val="0"/>
+              </w:rPr>
+              <w:t xml:space="preserve"> </w:t>
+            </w:r>
+            <w:r>
+              <w:rPr>
+                <w:color w:val="0d0d0d"/>
+                <w:sz w:val="25"/>
+                <w:szCs w:val="25"/>
+                <w:shd w:fill="fcfcfc" w:val="clear"/>
+                <w:rtl w:val="0"/>
+              </w:rPr>
+              <w:t xml:space="preserve">O jogador seleciona um item para mover, organizar ou descartar.</w:t>
+            </w:r>
+            <w:r>
+              <w:rPr>
+                <w:rtl w:val="0"/>
+              </w:rPr>
+            </w:r>
+          </w:p>
+        </w:tc>
+      </w:tr>
+      <w:tr>
+        <w:trPr>
+          <w:cantSplit w:val="0"/>
+          <w:tblHeader w:val="0"/>
+        </w:trPr>
+        <w:tc>
+          <w:tcPr>
+            <w:shd w:fill="999999" w:val="clear"/>
+            <w:tcMar>
+              <w:top w:w="100.0" w:type="dxa"/>
+              <w:left w:w="100.0" w:type="dxa"/>
+              <w:bottom w:w="100.0" w:type="dxa"/>
+              <w:right w:w="100.0" w:type="dxa"/>
+            </w:tcMar>
+            <w:vAlign w:val="top"/>
+          </w:tcPr>
+          <w:p>
+            <w:pPr>
+              <w:widowControl w:val="0"/>
+              <w:spacing w:line="240" w:lineRule="auto"/>
+              <w:rPr>
+                <w:b w:val="1"/>
+                <w:bCs w:val="1"/>
+                <w:sz w:val="24"/>
+                <w:szCs w:val="24"/>
+              </w:rPr>
+            </w:pPr>
+            <w:r>
+              <w:rPr>
+                <w:b w:val="1"/>
+                <w:bCs w:val="1"/>
+                <w:sz w:val="24"/>
+                <w:szCs w:val="24"/>
+                <w:rtl w:val="0"/>
+              </w:rPr>
+              <w:t xml:space="preserve">Relações de Regras de Negócio: </w:t>
+            </w:r>
+          </w:p>
+        </w:tc>
+        <w:tc>
+          <w:tcPr>
+            <w:shd w:fill="auto" w:val="clear"/>
+            <w:tcMar>
+              <w:top w:w="100.0" w:type="dxa"/>
+              <w:left w:w="100.0" w:type="dxa"/>
+              <w:bottom w:w="100.0" w:type="dxa"/>
+              <w:right w:w="100.0" w:type="dxa"/>
+            </w:tcMar>
+            <w:vAlign w:val="top"/>
+          </w:tcPr>
+          <w:p>
+            <w:pPr>
+              <w:widowControl w:val="0"/>
+              <w:numPr>
+                <w:ilvl w:val="0"/>
+                <w:numId w:val="9"/>
+              </w:numPr>
+              <w:spacing w:line="240" w:lineRule="auto"/>
+              <w:ind w:left="720" w:hanging="360"/>
+              <w:rPr>
+                <w:sz w:val="24"/>
+                <w:szCs w:val="24"/>
+              </w:rPr>
+            </w:pPr>
+            <w:r>
+              <w:rPr>
+                <w:b w:val="1"/>
+                <w:bCs w:val="1"/>
+                <w:sz w:val="24"/>
+                <w:szCs w:val="24"/>
+                <w:rtl w:val="0"/>
+              </w:rPr>
+              <w:t xml:space="preserve">RN03-</w:t>
+            </w:r>
+            <w:r>
+              <w:rPr>
+                <w:sz w:val="24"/>
+                <w:szCs w:val="24"/>
+                <w:rtl w:val="0"/>
+              </w:rPr>
+              <w:t xml:space="preserve">  </w:t>
+            </w:r>
+            <w:r>
+              <w:rPr>
+                <w:color w:val="0d0d0d"/>
+                <w:sz w:val="25"/>
+                <w:szCs w:val="25"/>
+                <w:shd w:fill="fcfcfc" w:val="clear"/>
+                <w:rtl w:val="0"/>
+              </w:rPr>
+              <w:t xml:space="preserve">caso essa regra corresponda às regras de movimentação e colisão definidas no projeto.</w:t>
+            </w:r>
+            <w:r>
+              <w:rPr>
+                <w:rtl w:val="0"/>
+              </w:rPr>
+            </w:r>
+          </w:p>
+          <w:p>
+            <w:pPr>
+              <w:widowControl w:val="0"/>
+              <w:numPr>
+                <w:ilvl w:val="0"/>
+                <w:numId w:val="9"/>
+              </w:numPr>
+              <w:spacing w:line="240" w:lineRule="auto"/>
+              <w:ind w:left="720" w:hanging="360"/>
+              <w:rPr>
+                <w:b w:val="1"/>
+                <w:bCs w:val="1"/>
+                <w:sz w:val="24"/>
+                <w:szCs w:val="24"/>
+              </w:rPr>
+            </w:pPr>
+            <w:r>
+              <w:rPr>
+                <w:b w:val="1"/>
+                <w:bCs w:val="1"/>
+                <w:sz w:val="24"/>
+                <w:szCs w:val="24"/>
+                <w:rtl w:val="0"/>
+              </w:rPr>
+              <w:t xml:space="preserve">RF02-  </w:t>
+            </w:r>
+            <w:r>
+              <w:rPr>
+                <w:color w:val="0d0d0d"/>
+                <w:sz w:val="25"/>
+                <w:szCs w:val="25"/>
+                <w:shd w:fill="fcfcfc" w:val="clear"/>
+                <w:rtl w:val="0"/>
+              </w:rPr>
+              <w:t xml:space="preserve">O jogador não pode ultrapassar a capacidade máxima do inventário.</w:t>
+            </w:r>
+            <w:r>
+              <w:rPr>
+                <w:rtl w:val="0"/>
+              </w:rPr>
+            </w:r>
+          </w:p>
+        </w:tc>
+      </w:tr>
+    </w:tbl>
+    <w:p>
+      <w:pPr>
+        <w:spacing w:line="360" w:lineRule="auto"/>
+        <w:jc w:val="both"/>
+        <w:rPr/>
+      </w:pPr>
+      <w:r>
+        <w:rPr>
+          <w:rtl w:val="0"/>
+        </w:rPr>
+      </w:r>
+    </w:p>
+    <w:p>
+      <w:pPr>
+        <w:spacing w:line="360" w:lineRule="auto"/>
+        <w:jc w:val="both"/>
+        <w:rPr/>
+      </w:pPr>
+      <w:r>
+        <w:rPr>
+          <w:rtl w:val="0"/>
+        </w:rPr>
+      </w:r>
+    </w:p>
+    <w:p>
+      <w:pPr>
+        <w:spacing w:line="360" w:lineRule="auto"/>
+        <w:jc w:val="both"/>
+        <w:rPr/>
+      </w:pPr>
+      <w:r>
+        <w:rPr>
+          <w:rtl w:val="0"/>
+        </w:rPr>
+      </w:r>
+    </w:p>
+    <w:p>
+      <w:pPr>
+        <w:spacing w:line="360" w:lineRule="auto"/>
+        <w:jc w:val="both"/>
+        <w:rPr/>
+      </w:pPr>
+      <w:r>
+        <w:rPr>
+          <w:rtl w:val="0"/>
+        </w:rPr>
+      </w:r>
+    </w:p>
+    <w:p>
+      <w:pPr>
+        <w:spacing w:line="360" w:lineRule="auto"/>
+        <w:jc w:val="both"/>
+        <w:rPr/>
+      </w:pPr>
+      <w:r>
+        <w:rPr>
+          <w:rtl w:val="0"/>
+        </w:rPr>
+      </w:r>
+    </w:p>
+    <w:p>
+      <w:pPr>
+        <w:spacing w:line="360" w:lineRule="auto"/>
+        <w:jc w:val="both"/>
+        <w:rPr/>
+      </w:pPr>
+      <w:r>
+        <w:rPr>
+          <w:rtl w:val="0"/>
+        </w:rPr>
+      </w:r>
+    </w:p>
+    <w:p>
+      <w:pPr>
+        <w:spacing w:line="360" w:lineRule="auto"/>
+        <w:jc w:val="both"/>
+        <w:rPr/>
+      </w:pPr>
+      <w:r>
+        <w:rPr>
+          <w:rtl w:val="0"/>
+        </w:rPr>
+      </w:r>
+    </w:p>
+    <w:p>
+      <w:pPr>
+        <w:spacing w:line="360" w:lineRule="auto"/>
+        <w:jc w:val="both"/>
+        <w:rPr/>
+      </w:pPr>
+      <w:r>
+        <w:rPr>
+          <w:rtl w:val="0"/>
+        </w:rPr>
+      </w:r>
+    </w:p>
+    <w:p>
+      <w:pPr>
+        <w:spacing w:line="360" w:lineRule="auto"/>
+        <w:jc w:val="both"/>
+        <w:rPr/>
+      </w:pPr>
+      <w:r>
+        <w:rPr>
+          <w:rtl w:val="0"/>
+        </w:rPr>
+      </w:r>
+    </w:p>
+    <w:p>
+      <w:pPr>
+        <w:spacing w:line="360" w:lineRule="auto"/>
+        <w:jc w:val="both"/>
+        <w:rPr/>
+      </w:pPr>
+      <w:r>
+        <w:rPr>
+          <w:rtl w:val="0"/>
+        </w:rPr>
+      </w:r>
+    </w:p>
+    <w:p>
+      <w:pPr>
+        <w:spacing w:line="360" w:lineRule="auto"/>
+        <w:jc w:val="both"/>
+        <w:rPr/>
+      </w:pPr>
+      <w:r>
+        <w:rPr>
+          <w:rtl w:val="0"/>
+        </w:rPr>
+      </w:r>
+    </w:p>
+    <w:p>
+      <w:pPr>
+        <w:spacing w:line="360" w:lineRule="auto"/>
+        <w:jc w:val="both"/>
+        <w:rPr/>
+      </w:pPr>
+      <w:r>
+        <w:rPr>
+          <w:rtl w:val="0"/>
+        </w:rPr>
+      </w:r>
+    </w:p>
+    <w:p>
+      <w:pPr>
+        <w:spacing w:line="360" w:lineRule="auto"/>
+        <w:jc w:val="both"/>
+        <w:rPr/>
+      </w:pPr>
+      <w:r>
+        <w:rPr>
+          <w:rtl w:val="0"/>
+        </w:rPr>
+      </w:r>
+    </w:p>
+    <w:p>
+      <w:pPr>
+        <w:spacing w:line="360" w:lineRule="auto"/>
+        <w:jc w:val="both"/>
+        <w:rPr/>
+      </w:pPr>
+      <w:r>
+        <w:rPr>
+          <w:rtl w:val="0"/>
+        </w:rPr>
+      </w:r>
+    </w:p>
+    <w:p>
+      <w:pPr>
+        <w:spacing w:line="360" w:lineRule="auto"/>
+        <w:jc w:val="both"/>
+        <w:rPr/>
+      </w:pPr>
+      <w:r>
+        <w:rPr>
+          <w:rtl w:val="0"/>
+        </w:rPr>
+      </w:r>
+    </w:p>
+    <w:p>
+      <w:pPr>
+        <w:spacing w:line="360" w:lineRule="auto"/>
+        <w:jc w:val="both"/>
+        <w:rPr/>
+      </w:pPr>
+      <w:r>
+        <w:rPr>
+          <w:rtl w:val="0"/>
+        </w:rPr>
+      </w:r>
+    </w:p>
+    <w:p>
+      <w:pPr>
+        <w:spacing w:line="360" w:lineRule="auto"/>
+        <w:jc w:val="both"/>
+        <w:rPr>
+          <w:sz w:val="24"/>
+          <w:szCs w:val="24"/>
+        </w:rPr>
+      </w:pPr>
+      <w:r>
+        <w:rPr>
+          <w:sz w:val="24"/>
+          <w:szCs w:val="24"/>
+          <w:rtl w:val="0"/>
+        </w:rPr>
+        <w:t xml:space="preserve">Araxis Medina </w:t>
+      </w:r>
+    </w:p>
+    <w:tbl>
+      <w:tblPr>
+        <w:tblStyle w:val="Table11"/>
+        <w:tblW w:w="14010.0" w:type="dxa"/>
+        <w:jc w:val="left"/>
+        <w:tblBorders>
+          <w:top w:color="000000" w:space="0" w:sz="8" w:val="single"/>
+          <w:left w:color="000000" w:space="0" w:sz="8" w:val="single"/>
+          <w:bottom w:color="000000" w:space="0" w:sz="8" w:val="single"/>
+          <w:right w:color="000000" w:space="0" w:sz="8" w:val="single"/>
+          <w:insideH w:color="000000" w:space="0" w:sz="8" w:val="single"/>
+          <w:insideV w:color="000000" w:space="0" w:sz="8" w:val="single"/>
+        </w:tblBorders>
+        <w:tblLayout w:type="fixed"/>
+        <w:tblLook w:val="0600"/>
+      </w:tblPr>
+      <w:tblGrid>
+        <w:gridCol w:w="2535"/>
+        <w:gridCol w:w="11475"/>
+        <w:tblGridChange w:id="0">
+          <w:tblGrid>
+            <w:gridCol w:w="2535"/>
+            <w:gridCol w:w="11475"/>
+          </w:tblGrid>
+        </w:tblGridChange>
+      </w:tblGrid>
+      <w:tr>
+        <w:trPr>
+          <w:cantSplit w:val="0"/>
+          <w:tblHeader w:val="0"/>
+        </w:trPr>
+        <w:tc>
+          <w:tcPr>
+            <w:shd w:fill="999999" w:val="clear"/>
+            <w:tcMar>
+              <w:top w:w="100.0" w:type="dxa"/>
+              <w:left w:w="100.0" w:type="dxa"/>
+              <w:bottom w:w="100.0" w:type="dxa"/>
+              <w:right w:w="100.0" w:type="dxa"/>
+            </w:tcMar>
+            <w:vAlign w:val="top"/>
+          </w:tcPr>
+          <w:p>
+            <w:pPr>
+              <w:widowControl w:val="0"/>
+              <w:spacing w:line="240" w:lineRule="auto"/>
+              <w:rPr>
+                <w:b w:val="1"/>
+                <w:bCs w:val="1"/>
+                <w:sz w:val="24"/>
+                <w:szCs w:val="24"/>
+              </w:rPr>
+            </w:pPr>
+            <w:r>
+              <w:rPr>
+                <w:b w:val="1"/>
+                <w:bCs w:val="1"/>
+                <w:sz w:val="24"/>
+                <w:szCs w:val="24"/>
+                <w:rtl w:val="0"/>
+              </w:rPr>
+              <w:t xml:space="preserve">CASO DE USO EXPANDIDO - 002</w:t>
+            </w:r>
+          </w:p>
+        </w:tc>
+        <w:tc>
+          <w:tcPr>
+            <w:shd w:fill="999999" w:val="clear"/>
+            <w:tcMar>
+              <w:top w:w="100.0" w:type="dxa"/>
+              <w:left w:w="100.0" w:type="dxa"/>
+              <w:bottom w:w="100.0" w:type="dxa"/>
+              <w:right w:w="100.0" w:type="dxa"/>
+            </w:tcMar>
+            <w:vAlign w:val="top"/>
+          </w:tcPr>
+          <w:p>
+            <w:pPr>
+              <w:widowControl w:val="0"/>
+              <w:spacing w:line="240" w:lineRule="auto"/>
+              <w:rPr>
+                <w:b w:val="1"/>
+                <w:bCs w:val="1"/>
+                <w:sz w:val="28"/>
+                <w:szCs w:val="28"/>
+              </w:rPr>
+            </w:pPr>
+            <w:r>
+              <w:rPr>
+                <w:b w:val="1"/>
+                <w:bCs w:val="1"/>
+                <w:sz w:val="28"/>
+                <w:szCs w:val="28"/>
+                <w:rtl w:val="0"/>
+              </w:rPr>
+              <w:t xml:space="preserve">Caso de uso expandido - Lost City</w:t>
+            </w:r>
+          </w:p>
+        </w:tc>
+      </w:tr>
+      <w:tr>
+        <w:trPr>
+          <w:cantSplit w:val="0"/>
+          <w:tblHeader w:val="0"/>
+        </w:trPr>
+        <w:tc>
+          <w:tcPr>
+            <w:shd w:fill="999999" w:val="clear"/>
+            <w:tcMar>
+              <w:top w:w="100.0" w:type="dxa"/>
+              <w:left w:w="100.0" w:type="dxa"/>
+              <w:bottom w:w="100.0" w:type="dxa"/>
+              <w:right w:w="100.0" w:type="dxa"/>
+            </w:tcMar>
+            <w:vAlign w:val="top"/>
+          </w:tcPr>
+          <w:p>
+            <w:pPr>
+              <w:widowControl w:val="0"/>
+              <w:spacing w:line="240" w:lineRule="auto"/>
+              <w:rPr>
+                <w:b w:val="1"/>
+                <w:bCs w:val="1"/>
+                <w:sz w:val="24"/>
+                <w:szCs w:val="24"/>
+              </w:rPr>
+            </w:pPr>
+            <w:r>
+              <w:rPr>
+                <w:rtl w:val="0"/>
+              </w:rPr>
+            </w:r>
+          </w:p>
+        </w:tc>
+        <w:tc>
+          <w:tcPr>
+            <w:shd w:fill="999999" w:val="clear"/>
+            <w:tcMar>
+              <w:top w:w="100.0" w:type="dxa"/>
+              <w:left w:w="100.0" w:type="dxa"/>
+              <w:bottom w:w="100.0" w:type="dxa"/>
+              <w:right w:w="100.0" w:type="dxa"/>
+            </w:tcMar>
+            <w:vAlign w:val="top"/>
+          </w:tcPr>
+          <w:p>
+            <w:pPr>
+              <w:widowControl w:val="0"/>
+              <w:spacing w:line="240" w:lineRule="auto"/>
+              <w:rPr>
+                <w:b w:val="1"/>
+                <w:bCs w:val="1"/>
+                <w:sz w:val="28"/>
+                <w:szCs w:val="28"/>
+              </w:rPr>
+            </w:pPr>
+            <w:r>
+              <w:rPr>
+                <w:rtl w:val="0"/>
+              </w:rPr>
+            </w:r>
+          </w:p>
+        </w:tc>
+      </w:tr>
+      <w:tr>
+        <w:trPr>
+          <w:cantSplit w:val="0"/>
+          <w:tblHeader w:val="0"/>
+        </w:trPr>
+        <w:tc>
+          <w:tcPr>
+            <w:shd w:fill="999999" w:val="clear"/>
+            <w:tcMar>
+              <w:top w:w="100.0" w:type="dxa"/>
+              <w:left w:w="100.0" w:type="dxa"/>
+              <w:bottom w:w="100.0" w:type="dxa"/>
+              <w:right w:w="100.0" w:type="dxa"/>
+            </w:tcMar>
+            <w:vAlign w:val="top"/>
+          </w:tcPr>
+          <w:p>
+            <w:pPr>
+              <w:widowControl w:val="0"/>
+              <w:spacing w:line="240" w:lineRule="auto"/>
+              <w:rPr>
+                <w:b w:val="1"/>
+                <w:bCs w:val="1"/>
+                <w:sz w:val="24"/>
+                <w:szCs w:val="24"/>
+              </w:rPr>
+            </w:pPr>
+            <w:r>
+              <w:rPr>
+                <w:b w:val="1"/>
+                <w:bCs w:val="1"/>
+                <w:sz w:val="24"/>
+                <w:szCs w:val="24"/>
+                <w:rtl w:val="0"/>
+              </w:rPr>
+              <w:t xml:space="preserve">Ator Principal: </w:t>
+            </w:r>
+          </w:p>
+        </w:tc>
+        <w:tc>
+          <w:tcPr>
+            <w:shd w:fill="auto" w:val="clear"/>
+            <w:tcMar>
+              <w:top w:w="100.0" w:type="dxa"/>
+              <w:left w:w="100.0" w:type="dxa"/>
+              <w:bottom w:w="100.0" w:type="dxa"/>
+              <w:right w:w="100.0" w:type="dxa"/>
+            </w:tcMar>
+            <w:vAlign w:val="top"/>
+          </w:tcPr>
+          <w:p>
+            <w:pPr>
+              <w:widowControl w:val="0"/>
+              <w:spacing w:line="240" w:lineRule="auto"/>
+              <w:rPr>
+                <w:sz w:val="24"/>
+                <w:szCs w:val="24"/>
+              </w:rPr>
+            </w:pPr>
+            <w:r>
+              <w:rPr>
+                <w:sz w:val="24"/>
+                <w:szCs w:val="24"/>
+                <w:rtl w:val="0"/>
+              </w:rPr>
+              <w:t xml:space="preserve">Jogador</w:t>
+            </w:r>
+          </w:p>
+        </w:tc>
+      </w:tr>
+      <w:tr>
+        <w:trPr>
+          <w:cantSplit w:val="0"/>
+          <w:tblHeader w:val="0"/>
+        </w:trPr>
+        <w:tc>
+          <w:tcPr>
+            <w:shd w:fill="999999" w:val="clear"/>
+            <w:tcMar>
+              <w:top w:w="100.0" w:type="dxa"/>
+              <w:left w:w="100.0" w:type="dxa"/>
+              <w:bottom w:w="100.0" w:type="dxa"/>
+              <w:right w:w="100.0" w:type="dxa"/>
+            </w:tcMar>
+            <w:vAlign w:val="top"/>
+          </w:tcPr>
+          <w:p>
+            <w:pPr>
+              <w:widowControl w:val="0"/>
+              <w:spacing w:line="240" w:lineRule="auto"/>
+              <w:rPr>
+                <w:b w:val="1"/>
+                <w:bCs w:val="1"/>
+                <w:sz w:val="24"/>
+                <w:szCs w:val="24"/>
+              </w:rPr>
+            </w:pPr>
+            <w:r>
+              <w:rPr>
+                <w:b w:val="1"/>
+                <w:bCs w:val="1"/>
+                <w:sz w:val="24"/>
+                <w:szCs w:val="24"/>
+                <w:rtl w:val="0"/>
+              </w:rPr>
+              <w:t xml:space="preserve">Resumo: </w:t>
+            </w:r>
+          </w:p>
+        </w:tc>
+        <w:tc>
+          <w:tcPr>
+            <w:shd w:fill="auto" w:val="clear"/>
+            <w:tcMar>
+              <w:top w:w="100.0" w:type="dxa"/>
+              <w:left w:w="100.0" w:type="dxa"/>
+              <w:bottom w:w="100.0" w:type="dxa"/>
+              <w:right w:w="100.0" w:type="dxa"/>
+            </w:tcMar>
+            <w:vAlign w:val="top"/>
+          </w:tcPr>
+          <w:p>
+            <w:pPr>
+              <w:pStyle w:val="Title"/>
+              <w:rPr>
+                <w:sz w:val="26"/>
+                <w:szCs w:val="26"/>
+              </w:rPr>
+            </w:pPr>
+            <w:bookmarkStart w:colFirst="0" w:colLast="0" w:name="_4d808vsgzv0w" w:id="10"/>
+            <w:bookmarkEnd w:id="10"/>
+            <w:r>
+              <w:rPr>
+                <w:color w:val="0d0d0d"/>
+                <w:sz w:val="23"/>
+                <w:szCs w:val="23"/>
+                <w:shd w:fill="fcfcfc" w:val="clear"/>
+                <w:rtl w:val="0"/>
+              </w:rPr>
+              <w:t xml:space="preserve">Permitir que o jogador interaja com o cenário para coletar suprimentos e organizar os itens obtidos no inventário.</w:t>
+            </w:r>
+            <w:r>
+              <w:rPr>
+                <w:rtl w:val="0"/>
+              </w:rPr>
+            </w:r>
+          </w:p>
+        </w:tc>
+      </w:tr>
+      <w:tr>
+        <w:trPr>
+          <w:cantSplit w:val="0"/>
+          <w:tblHeader w:val="0"/>
+        </w:trPr>
+        <w:tc>
+          <w:tcPr>
+            <w:shd w:fill="999999" w:val="clear"/>
+            <w:tcMar>
+              <w:top w:w="100.0" w:type="dxa"/>
+              <w:left w:w="100.0" w:type="dxa"/>
+              <w:bottom w:w="100.0" w:type="dxa"/>
+              <w:right w:w="100.0" w:type="dxa"/>
+            </w:tcMar>
+            <w:vAlign w:val="top"/>
+          </w:tcPr>
+          <w:p>
+            <w:pPr>
+              <w:widowControl w:val="0"/>
+              <w:spacing w:line="240" w:lineRule="auto"/>
+              <w:rPr>
+                <w:b w:val="1"/>
+                <w:bCs w:val="1"/>
+                <w:sz w:val="24"/>
+                <w:szCs w:val="24"/>
+              </w:rPr>
+            </w:pPr>
+            <w:r>
+              <w:rPr>
+                <w:b w:val="1"/>
+                <w:bCs w:val="1"/>
+                <w:sz w:val="24"/>
+                <w:szCs w:val="24"/>
+                <w:rtl w:val="0"/>
+              </w:rPr>
+              <w:t xml:space="preserve">Pré-condições: </w:t>
+            </w:r>
+          </w:p>
+        </w:tc>
+        <w:tc>
+          <w:tcPr>
+            <w:shd w:fill="auto" w:val="clear"/>
+            <w:tcMar>
+              <w:top w:w="100.0" w:type="dxa"/>
+              <w:left w:w="100.0" w:type="dxa"/>
+              <w:bottom w:w="100.0" w:type="dxa"/>
+              <w:right w:w="100.0" w:type="dxa"/>
+            </w:tcMar>
+            <w:vAlign w:val="top"/>
+          </w:tcPr>
+          <w:p>
+            <w:pPr>
+              <w:widowControl w:val="0"/>
+              <w:spacing w:line="240" w:lineRule="auto"/>
+              <w:rPr>
+                <w:sz w:val="26"/>
+                <w:szCs w:val="26"/>
+              </w:rPr>
+            </w:pPr>
+            <w:r>
+              <w:rPr>
+                <w:color w:val="0d0d0d"/>
+                <w:sz w:val="23"/>
+                <w:szCs w:val="23"/>
+                <w:shd w:fill="fcfcfc" w:val="clear"/>
+                <w:rtl w:val="0"/>
+              </w:rPr>
+              <w:t xml:space="preserve">O jogador deve estar dentro do jogo, próximo de um recurso coletável e com o inventário disponível.</w:t>
+            </w:r>
+            <w:r>
+              <w:rPr>
+                <w:rtl w:val="0"/>
+              </w:rPr>
+            </w:r>
+          </w:p>
+        </w:tc>
+      </w:tr>
+      <w:tr>
+        <w:trPr>
+          <w:cantSplit w:val="0"/>
+          <w:tblHeader w:val="0"/>
+        </w:trPr>
+        <w:tc>
+          <w:tcPr>
+            <w:shd w:fill="999999" w:val="clear"/>
+            <w:tcMar>
+              <w:top w:w="100.0" w:type="dxa"/>
+              <w:left w:w="100.0" w:type="dxa"/>
+              <w:bottom w:w="100.0" w:type="dxa"/>
+              <w:right w:w="100.0" w:type="dxa"/>
+            </w:tcMar>
+            <w:vAlign w:val="top"/>
+          </w:tcPr>
+          <w:p>
+            <w:pPr>
+              <w:widowControl w:val="0"/>
+              <w:spacing w:line="240" w:lineRule="auto"/>
+              <w:rPr>
+                <w:b w:val="1"/>
+                <w:bCs w:val="1"/>
+                <w:sz w:val="24"/>
+                <w:szCs w:val="24"/>
+              </w:rPr>
+            </w:pPr>
+            <w:r>
+              <w:rPr>
+                <w:b w:val="1"/>
+                <w:bCs w:val="1"/>
+                <w:sz w:val="24"/>
+                <w:szCs w:val="24"/>
+                <w:rtl w:val="0"/>
+              </w:rPr>
+              <w:t xml:space="preserve">Pós-condições: </w:t>
+            </w:r>
+          </w:p>
+        </w:tc>
+        <w:tc>
+          <w:tcPr>
+            <w:shd w:fill="auto" w:val="clear"/>
+            <w:tcMar>
+              <w:top w:w="100.0" w:type="dxa"/>
+              <w:left w:w="100.0" w:type="dxa"/>
+              <w:bottom w:w="100.0" w:type="dxa"/>
+              <w:right w:w="100.0" w:type="dxa"/>
+            </w:tcMar>
+            <w:vAlign w:val="top"/>
+          </w:tcPr>
+          <w:p>
+            <w:pPr>
+              <w:widowControl w:val="0"/>
+              <w:spacing w:line="240" w:lineRule="auto"/>
+              <w:rPr>
+                <w:sz w:val="26"/>
+                <w:szCs w:val="26"/>
+              </w:rPr>
+            </w:pPr>
+            <w:r>
+              <w:rPr>
+                <w:color w:val="0d0d0d"/>
+                <w:sz w:val="23"/>
+                <w:szCs w:val="23"/>
+                <w:shd w:fill="fcfcfc" w:val="clear"/>
+                <w:rtl w:val="0"/>
+              </w:rPr>
+              <w:t xml:space="preserve">Os recursos coletados são adicionados ao inventário, que é atualizado conforme os itens obtidos ou organizados.</w:t>
+            </w:r>
+            <w:r>
+              <w:rPr>
+                <w:rtl w:val="0"/>
+              </w:rPr>
+            </w:r>
+          </w:p>
+        </w:tc>
+      </w:tr>
+      <w:tr>
+        <w:trPr>
+          <w:cantSplit w:val="0"/>
+          <w:tblHeader w:val="0"/>
+        </w:trPr>
+        <w:tc>
+          <w:tcPr>
+            <w:shd w:fill="999999" w:val="clear"/>
+            <w:tcMar>
+              <w:top w:w="100.0" w:type="dxa"/>
+              <w:left w:w="100.0" w:type="dxa"/>
+              <w:bottom w:w="100.0" w:type="dxa"/>
+              <w:right w:w="100.0" w:type="dxa"/>
+            </w:tcMar>
+            <w:vAlign w:val="top"/>
+          </w:tcPr>
+          <w:p>
+            <w:pPr>
+              <w:widowControl w:val="0"/>
+              <w:spacing w:line="240" w:lineRule="auto"/>
+              <w:rPr>
+                <w:b w:val="1"/>
+                <w:bCs w:val="1"/>
+                <w:sz w:val="24"/>
+                <w:szCs w:val="24"/>
+              </w:rPr>
+            </w:pPr>
+            <w:r>
+              <w:rPr>
+                <w:b w:val="1"/>
+                <w:bCs w:val="1"/>
+                <w:sz w:val="24"/>
+                <w:szCs w:val="24"/>
+                <w:rtl w:val="0"/>
+              </w:rPr>
+              <w:t xml:space="preserve">Fluxo Principal: </w:t>
+            </w:r>
+          </w:p>
+        </w:tc>
+        <w:tc>
+          <w:tcPr>
+            <w:shd w:fill="auto" w:val="clear"/>
+            <w:tcMar>
+              <w:top w:w="100.0" w:type="dxa"/>
+              <w:left w:w="100.0" w:type="dxa"/>
+              <w:bottom w:w="100.0" w:type="dxa"/>
+              <w:right w:w="100.0" w:type="dxa"/>
+            </w:tcMar>
+            <w:vAlign w:val="top"/>
+          </w:tcPr>
+          <w:p>
+            <w:pPr>
+              <w:widowControl w:val="0"/>
+              <w:spacing w:line="240" w:lineRule="auto"/>
+              <w:rPr>
+                <w:sz w:val="23"/>
+                <w:szCs w:val="23"/>
+              </w:rPr>
+            </w:pPr>
+            <w:r>
+              <w:rPr>
+                <w:sz w:val="24"/>
+                <w:szCs w:val="24"/>
+                <w:rtl w:val="0"/>
+              </w:rPr>
+              <w:t xml:space="preserve">1. </w:t>
+            </w:r>
+            <w:r>
+              <w:rPr>
+                <w:color w:val="0d0d0d"/>
+                <w:sz w:val="21"/>
+                <w:szCs w:val="21"/>
+                <w:shd w:fill="fcfcfc" w:val="clear"/>
+                <w:rtl w:val="0"/>
+              </w:rPr>
+              <w:t xml:space="preserve">O jogador se aproxima de um recurso disponível no cenário.</w:t>
+            </w:r>
+            <w:r>
+              <w:rPr>
+                <w:rtl w:val="0"/>
+              </w:rPr>
+            </w:r>
+          </w:p>
+          <w:p>
+            <w:pPr>
+              <w:widowControl w:val="0"/>
+              <w:spacing w:line="240" w:lineRule="auto"/>
+              <w:rPr>
+                <w:sz w:val="24"/>
+                <w:szCs w:val="24"/>
+              </w:rPr>
+            </w:pPr>
+            <w:r>
+              <w:rPr>
+                <w:sz w:val="24"/>
+                <w:szCs w:val="24"/>
+                <w:rtl w:val="0"/>
+              </w:rPr>
+              <w:t xml:space="preserve">2. </w:t>
+            </w:r>
+            <w:r>
+              <w:rPr>
+                <w:color w:val="0d0d0d"/>
+                <w:sz w:val="21"/>
+                <w:szCs w:val="21"/>
+                <w:shd w:fill="fcfcfc" w:val="clear"/>
+                <w:rtl w:val="0"/>
+              </w:rPr>
+              <w:t xml:space="preserve">O jogador interage com o recurso por meio de um comando do jogo.</w:t>
+            </w:r>
+            <w:r>
+              <w:rPr>
+                <w:rtl w:val="0"/>
+              </w:rPr>
+            </w:r>
+          </w:p>
+          <w:p>
+            <w:pPr>
+              <w:widowControl w:val="0"/>
+              <w:spacing w:line="240" w:lineRule="auto"/>
+              <w:rPr>
+                <w:sz w:val="24"/>
+                <w:szCs w:val="24"/>
+              </w:rPr>
+            </w:pPr>
+            <w:r>
+              <w:rPr>
+                <w:sz w:val="24"/>
+                <w:szCs w:val="24"/>
+                <w:rtl w:val="0"/>
+              </w:rPr>
+              <w:t xml:space="preserve">3. </w:t>
+            </w:r>
+            <w:r>
+              <w:rPr>
+                <w:color w:val="0d0d0d"/>
+                <w:sz w:val="21"/>
+                <w:szCs w:val="21"/>
+                <w:shd w:fill="fcfcfc" w:val="clear"/>
+                <w:rtl w:val="0"/>
+              </w:rPr>
+              <w:t xml:space="preserve">O sistema verifica se o recurso pode ser coletado.</w:t>
+            </w:r>
+            <w:r>
+              <w:rPr>
+                <w:rtl w:val="0"/>
+              </w:rPr>
+            </w:r>
+          </w:p>
+          <w:p>
+            <w:pPr>
+              <w:widowControl w:val="0"/>
+              <w:spacing w:line="240" w:lineRule="auto"/>
+              <w:rPr>
+                <w:color w:val="0d0d0d"/>
+                <w:sz w:val="21"/>
+                <w:szCs w:val="21"/>
+                <w:shd w:fill="fcfcfc" w:val="clear"/>
+              </w:rPr>
+            </w:pPr>
+            <w:r>
+              <w:rPr>
+                <w:sz w:val="24"/>
+                <w:szCs w:val="24"/>
+                <w:rtl w:val="0"/>
+              </w:rPr>
+              <w:t xml:space="preserve">4. </w:t>
+            </w:r>
+            <w:r>
+              <w:rPr>
+                <w:color w:val="0d0d0d"/>
+                <w:sz w:val="21"/>
+                <w:szCs w:val="21"/>
+                <w:shd w:fill="fcfcfc" w:val="clear"/>
+                <w:rtl w:val="0"/>
+              </w:rPr>
+              <w:t xml:space="preserve">O sistema verifica se existe espaço disponível no inventário.</w:t>
+            </w:r>
+          </w:p>
+          <w:p>
+            <w:pPr>
+              <w:widowControl w:val="0"/>
+              <w:spacing w:line="240" w:lineRule="auto"/>
+              <w:rPr>
+                <w:color w:val="0d0d0d"/>
+                <w:sz w:val="21"/>
+                <w:szCs w:val="21"/>
+                <w:shd w:fill="fcfcfc" w:val="clear"/>
+              </w:rPr>
+            </w:pPr>
+            <w:r>
+              <w:rPr>
+                <w:color w:val="0d0d0d"/>
+                <w:sz w:val="25"/>
+                <w:szCs w:val="25"/>
+                <w:shd w:fill="fcfcfc" w:val="clear"/>
+                <w:rtl w:val="0"/>
+              </w:rPr>
+              <w:t xml:space="preserve">5.</w:t>
+            </w:r>
+            <w:r>
+              <w:rPr>
+                <w:color w:val="0d0d0d"/>
+                <w:sz w:val="21"/>
+                <w:szCs w:val="21"/>
+                <w:shd w:fill="fcfcfc" w:val="clear"/>
+                <w:rtl w:val="0"/>
+              </w:rPr>
+              <w:t xml:space="preserve"> O personagem se desloca pelo cenário urbano, respondendo aos comandos do jogador.</w:t>
+            </w:r>
+          </w:p>
+          <w:p>
+            <w:pPr>
+              <w:widowControl w:val="0"/>
+              <w:spacing w:line="240" w:lineRule="auto"/>
+              <w:rPr>
+                <w:color w:val="0d0d0d"/>
+                <w:sz w:val="21"/>
+                <w:szCs w:val="21"/>
+                <w:shd w:fill="fcfcfc" w:val="clear"/>
+              </w:rPr>
+            </w:pPr>
+            <w:r>
+              <w:rPr>
+                <w:color w:val="0d0d0d"/>
+                <w:sz w:val="25"/>
+                <w:szCs w:val="25"/>
+                <w:shd w:fill="fcfcfc" w:val="clear"/>
+                <w:rtl w:val="0"/>
+              </w:rPr>
+              <w:t xml:space="preserve">6. </w:t>
+            </w:r>
+            <w:r>
+              <w:rPr>
+                <w:color w:val="0d0d0d"/>
+                <w:sz w:val="21"/>
+                <w:szCs w:val="21"/>
+                <w:shd w:fill="fcfcfc" w:val="clear"/>
+                <w:rtl w:val="0"/>
+              </w:rPr>
+              <w:t xml:space="preserve">O sistema atualiza a quantidade de itens e exibe uma confirmação na interface.</w:t>
+            </w:r>
+          </w:p>
+        </w:tc>
+      </w:tr>
+      <w:tr>
+        <w:trPr>
+          <w:cantSplit w:val="0"/>
+          <w:tblHeader w:val="0"/>
+        </w:trPr>
+        <w:tc>
+          <w:tcPr>
+            <w:shd w:fill="999999" w:val="clear"/>
+            <w:tcMar>
+              <w:top w:w="100.0" w:type="dxa"/>
+              <w:left w:w="100.0" w:type="dxa"/>
+              <w:bottom w:w="100.0" w:type="dxa"/>
+              <w:right w:w="100.0" w:type="dxa"/>
+            </w:tcMar>
+            <w:vAlign w:val="top"/>
+          </w:tcPr>
+          <w:p>
+            <w:pPr>
+              <w:widowControl w:val="0"/>
+              <w:spacing w:line="240" w:lineRule="auto"/>
+              <w:rPr>
+                <w:b w:val="1"/>
+                <w:bCs w:val="1"/>
+                <w:sz w:val="24"/>
+                <w:szCs w:val="24"/>
+              </w:rPr>
+            </w:pPr>
+            <w:r>
+              <w:rPr>
+                <w:b w:val="1"/>
+                <w:bCs w:val="1"/>
+                <w:sz w:val="24"/>
+                <w:szCs w:val="24"/>
+                <w:rtl w:val="0"/>
+              </w:rPr>
+              <w:t xml:space="preserve">Fluxos Alternativos: </w:t>
+            </w:r>
+          </w:p>
+        </w:tc>
+        <w:tc>
+          <w:tcPr>
+            <w:shd w:fill="auto" w:val="clear"/>
+            <w:tcMar>
+              <w:top w:w="100.0" w:type="dxa"/>
+              <w:left w:w="100.0" w:type="dxa"/>
+              <w:bottom w:w="100.0" w:type="dxa"/>
+              <w:right w:w="100.0" w:type="dxa"/>
+            </w:tcMar>
+            <w:vAlign w:val="top"/>
+          </w:tcPr>
+          <w:p>
+            <w:pPr>
+              <w:widowControl w:val="0"/>
+              <w:spacing w:line="240" w:lineRule="auto"/>
+              <w:rPr>
+                <w:b w:val="1"/>
+                <w:bCs w:val="1"/>
+                <w:color w:val="0d0d0d"/>
+                <w:sz w:val="25"/>
+                <w:szCs w:val="25"/>
+                <w:shd w:fill="fcfcfc" w:val="clear"/>
+              </w:rPr>
+            </w:pPr>
+            <w:r>
+              <w:rPr>
+                <w:b w:val="1"/>
+                <w:bCs w:val="1"/>
+                <w:sz w:val="24"/>
+                <w:szCs w:val="24"/>
+                <w:rtl w:val="0"/>
+              </w:rPr>
+              <w:t xml:space="preserve">FA01 -</w:t>
+            </w:r>
+            <w:r>
+              <w:rPr>
+                <w:b w:val="1"/>
+                <w:bCs w:val="1"/>
+                <w:color w:val="0d0d0d"/>
+                <w:sz w:val="23"/>
+                <w:szCs w:val="23"/>
+                <w:shd w:fill="fcfcfc" w:val="clear"/>
+                <w:rtl w:val="0"/>
+              </w:rPr>
+              <w:t xml:space="preserve"> Inventário cheio: </w:t>
+            </w:r>
+            <w:r>
+              <w:rPr>
+                <w:rtl w:val="0"/>
+              </w:rPr>
+            </w:r>
+          </w:p>
+          <w:p>
+            <w:pPr>
+              <w:widowControl w:val="0"/>
+              <w:numPr>
+                <w:ilvl w:val="0"/>
+                <w:numId w:val="2"/>
+              </w:numPr>
+              <w:spacing w:line="240" w:lineRule="auto"/>
+              <w:ind w:left="720" w:hanging="360"/>
+              <w:rPr>
+                <w:sz w:val="24"/>
+                <w:szCs w:val="24"/>
+              </w:rPr>
+            </w:pPr>
+            <w:r>
+              <w:rPr>
+                <w:b w:val="1"/>
+                <w:bCs w:val="1"/>
+                <w:sz w:val="24"/>
+                <w:szCs w:val="24"/>
+                <w:rtl w:val="0"/>
+              </w:rPr>
+              <w:t xml:space="preserve">3a.</w:t>
+            </w:r>
+            <w:r>
+              <w:rPr>
+                <w:sz w:val="26"/>
+                <w:szCs w:val="26"/>
+                <w:rtl w:val="0"/>
+              </w:rPr>
+              <w:t xml:space="preserve"> </w:t>
+            </w:r>
+            <w:r>
+              <w:rPr>
+                <w:color w:val="0d0d0d"/>
+                <w:sz w:val="23"/>
+                <w:szCs w:val="23"/>
+                <w:shd w:fill="fcfcfc" w:val="clear"/>
+                <w:rtl w:val="0"/>
+              </w:rPr>
+              <w:t xml:space="preserve">O sistema identifica que não há espaço disponível no inventário. </w:t>
+            </w:r>
+          </w:p>
+          <w:p>
+            <w:pPr>
+              <w:widowControl w:val="0"/>
+              <w:numPr>
+                <w:ilvl w:val="0"/>
+                <w:numId w:val="2"/>
+              </w:numPr>
+              <w:spacing w:line="240" w:lineRule="auto"/>
+              <w:ind w:left="720" w:hanging="360"/>
+              <w:rPr>
+                <w:sz w:val="24"/>
+                <w:szCs w:val="24"/>
+              </w:rPr>
+            </w:pPr>
+            <w:r>
+              <w:rPr>
+                <w:b w:val="1"/>
+                <w:bCs w:val="1"/>
+                <w:sz w:val="24"/>
+                <w:szCs w:val="24"/>
+                <w:rtl w:val="0"/>
+              </w:rPr>
+              <w:t xml:space="preserve">3b.</w:t>
+            </w:r>
+            <w:r>
+              <w:rPr>
+                <w:sz w:val="24"/>
+                <w:szCs w:val="24"/>
+                <w:rtl w:val="0"/>
+              </w:rPr>
+              <w:t xml:space="preserve"> </w:t>
+            </w:r>
+            <w:r>
+              <w:rPr>
+                <w:color w:val="0d0d0d"/>
+                <w:sz w:val="23"/>
+                <w:szCs w:val="23"/>
+                <w:shd w:fill="fcfcfc" w:val="clear"/>
+                <w:rtl w:val="0"/>
+              </w:rPr>
+              <w:t xml:space="preserve">O jogador abre a interface do inventário.</w:t>
             </w:r>
             <w:r>
               <w:rPr>
@@ -12300,6 +13796,13 @@
     </w:tblPr>
   </w:style>
   <w:style w:type="table" w:styleId="Table10">
+    <w:basedOn w:val="TableNormal"/>
+    <w:tblPr>
+      <w:tblStyleRowBandSize w:val="1"/>
+      <w:tblStyleColBandSize w:val="1"/>
+    </w:tblPr>
+  </w:style>
+  <w:style w:type="table" w:styleId="Table11">
     <w:basedOn w:val="TableNormal"/>
     <w:tblPr>
       <w:tblStyleRowBandSize w:val="1"/>
